--- a/outputs/14_交易复盘_2026-09-17.docx
+++ b/outputs/14_交易复盘_2026-09-17.docx
@@ -114,7 +114,7 @@
                 <w:rFonts w:ascii="Times New Roman" w:hAnsi="Times New Roman" w:eastAsia="宋体"/>
                 <w:sz w:val="20"/>
               </w:rPr>
-              <w:t>482.54万元</w:t>
+              <w:t>482.04万元</w:t>
             </w:r>
           </w:p>
         </w:tc>
@@ -152,7 +152,7 @@
                 <w:rFonts w:ascii="Times New Roman" w:hAnsi="Times New Roman" w:eastAsia="宋体"/>
                 <w:sz w:val="20"/>
               </w:rPr>
-              <w:t>-3.49%</w:t>
+              <w:t>-3.59%</w:t>
             </w:r>
           </w:p>
         </w:tc>
@@ -190,7 +190,7 @@
                 <w:rFonts w:ascii="Times New Roman" w:hAnsi="Times New Roman" w:eastAsia="宋体"/>
                 <w:sz w:val="20"/>
               </w:rPr>
-              <w:t>58.50万元（12.1%）</w:t>
+              <w:t>133.80万元（27.8%）</w:t>
             </w:r>
           </w:p>
         </w:tc>
@@ -228,7 +228,7 @@
                 <w:rFonts w:ascii="Times New Roman" w:hAnsi="Times New Roman" w:eastAsia="宋体"/>
                 <w:sz w:val="20"/>
               </w:rPr>
-              <w:t>28</w:t>
+              <w:t>32</w:t>
             </w:r>
           </w:p>
         </w:tc>
@@ -266,7 +266,7 @@
                 <w:rFonts w:ascii="Times New Roman" w:hAnsi="Times New Roman" w:eastAsia="宋体"/>
                 <w:sz w:val="20"/>
               </w:rPr>
-              <w:t>3456元</w:t>
+              <w:t>4020元</w:t>
             </w:r>
           </w:p>
         </w:tc>
@@ -708,6 +708,118 @@
                 <w:rFonts w:ascii="Times New Roman" w:hAnsi="Times New Roman" w:eastAsia="宋体"/>
                 <w:sz w:val="20"/>
               </w:rPr>
+              <w:t>600988</w:t>
+            </w:r>
+          </w:p>
+        </w:tc>
+        <w:tc>
+          <w:tcPr>
+            <w:tcW w:type="dxa" w:w="2835"/>
+          </w:tcPr>
+          <w:p>
+            <w:pPr>
+              <w:jc w:val="center"/>
+            </w:pPr>
+            <w:r/>
+            <w:r>
+              <w:rPr>
+                <w:rFonts w:ascii="Times New Roman" w:hAnsi="Times New Roman" w:eastAsia="宋体"/>
+                <w:sz w:val="20"/>
+              </w:rPr>
+              <w:t>-4100.0</w:t>
+            </w:r>
+          </w:p>
+        </w:tc>
+        <w:tc>
+          <w:tcPr>
+            <w:tcW w:type="dxa" w:w="1701"/>
+          </w:tcPr>
+          <w:p>
+            <w:pPr>
+              <w:jc w:val="center"/>
+            </w:pPr>
+            <w:r/>
+            <w:r>
+              <w:rPr>
+                <w:rFonts w:ascii="Times New Roman" w:hAnsi="Times New Roman" w:eastAsia="宋体"/>
+                <w:sz w:val="20"/>
+              </w:rPr>
+              <w:t>亏损</w:t>
+            </w:r>
+          </w:p>
+        </w:tc>
+      </w:tr>
+      <w:tr>
+        <w:tc>
+          <w:tcPr>
+            <w:tcW w:type="dxa" w:w="2835"/>
+          </w:tcPr>
+          <w:p>
+            <w:pPr>
+              <w:jc w:val="center"/>
+            </w:pPr>
+            <w:r/>
+            <w:r>
+              <w:rPr>
+                <w:rFonts w:ascii="Times New Roman" w:hAnsi="Times New Roman" w:eastAsia="宋体"/>
+                <w:sz w:val="20"/>
+              </w:rPr>
+              <w:t>601318</w:t>
+            </w:r>
+          </w:p>
+        </w:tc>
+        <w:tc>
+          <w:tcPr>
+            <w:tcW w:type="dxa" w:w="2835"/>
+          </w:tcPr>
+          <w:p>
+            <w:pPr>
+              <w:jc w:val="center"/>
+            </w:pPr>
+            <w:r/>
+            <w:r>
+              <w:rPr>
+                <w:rFonts w:ascii="Times New Roman" w:hAnsi="Times New Roman" w:eastAsia="宋体"/>
+                <w:sz w:val="20"/>
+              </w:rPr>
+              <w:t>-7740.0</w:t>
+            </w:r>
+          </w:p>
+        </w:tc>
+        <w:tc>
+          <w:tcPr>
+            <w:tcW w:type="dxa" w:w="1701"/>
+          </w:tcPr>
+          <w:p>
+            <w:pPr>
+              <w:jc w:val="center"/>
+            </w:pPr>
+            <w:r/>
+            <w:r>
+              <w:rPr>
+                <w:rFonts w:ascii="Times New Roman" w:hAnsi="Times New Roman" w:eastAsia="宋体"/>
+                <w:sz w:val="20"/>
+              </w:rPr>
+              <w:t>亏损</w:t>
+            </w:r>
+          </w:p>
+        </w:tc>
+      </w:tr>
+      <w:tr>
+        <w:tc>
+          <w:tcPr>
+            <w:tcW w:type="dxa" w:w="2835"/>
+          </w:tcPr>
+          <w:p>
+            <w:pPr>
+              <w:jc w:val="center"/>
+            </w:pPr>
+            <w:r/>
+            <w:r>
+              <w:rPr>
+                <w:rFonts w:ascii="Times New Roman" w:hAnsi="Times New Roman" w:eastAsia="宋体"/>
+                <w:sz w:val="20"/>
+              </w:rPr>
               <w:t>601899</w:t>
             </w:r>
           </w:p>
@@ -726,7 +838,7 @@
                 <w:rFonts w:ascii="Times New Roman" w:hAnsi="Times New Roman" w:eastAsia="宋体"/>
                 <w:sz w:val="20"/>
               </w:rPr>
-              <w:t>-51704.0</w:t>
+              <w:t>-90370.0</w:t>
             </w:r>
           </w:p>
         </w:tc>
@@ -1038,7 +1150,7 @@
                 <w:rFonts w:ascii="Times New Roman" w:hAnsi="Times New Roman" w:eastAsia="宋体"/>
                 <w:sz w:val="18"/>
               </w:rPr>
-              <w:t>21200</w:t>
+              <w:t>18200</w:t>
             </w:r>
           </w:p>
         </w:tc>
@@ -1092,7 +1204,7 @@
                 <w:rFonts w:ascii="Times New Roman" w:hAnsi="Times New Roman" w:eastAsia="宋体"/>
                 <w:sz w:val="18"/>
               </w:rPr>
-              <w:t>-58724.0</w:t>
+              <w:t>-50414.0</w:t>
             </w:r>
           </w:p>
         </w:tc>
@@ -1111,116 +1223,6 @@
                 <w:sz w:val="18"/>
               </w:rPr>
               <w:t>-4.94%</w:t>
-            </w:r>
-          </w:p>
-        </w:tc>
-      </w:tr>
-      <w:tr>
-        <w:tc>
-          <w:tcPr>
-            <w:tcW w:type="dxa" w:w="2268"/>
-          </w:tcPr>
-          <w:p>
-            <w:pPr>
-              <w:jc w:val="center"/>
-            </w:pPr>
-            <w:r/>
-            <w:r>
-              <w:rPr>
-                <w:rFonts w:ascii="Times New Roman" w:hAnsi="Times New Roman" w:eastAsia="宋体"/>
-                <w:sz w:val="18"/>
-              </w:rPr>
-              <w:t>紫金矿业</w:t>
-            </w:r>
-          </w:p>
-        </w:tc>
-        <w:tc>
-          <w:tcPr>
-            <w:tcW w:type="dxa" w:w="1361"/>
-          </w:tcPr>
-          <w:p>
-            <w:pPr>
-              <w:jc w:val="center"/>
-            </w:pPr>
-            <w:r/>
-            <w:r>
-              <w:rPr>
-                <w:rFonts w:ascii="Times New Roman" w:hAnsi="Times New Roman" w:eastAsia="宋体"/>
-                <w:sz w:val="18"/>
-              </w:rPr>
-              <w:t>12300</w:t>
-            </w:r>
-          </w:p>
-        </w:tc>
-        <w:tc>
-          <w:tcPr>
-            <w:tcW w:type="dxa" w:w="1247"/>
-          </w:tcPr>
-          <w:p>
-            <w:pPr>
-              <w:jc w:val="center"/>
-            </w:pPr>
-            <w:r/>
-            <w:r>
-              <w:rPr>
-                <w:rFonts w:ascii="Times New Roman" w:hAnsi="Times New Roman" w:eastAsia="宋体"/>
-                <w:sz w:val="18"/>
-              </w:rPr>
-              <w:t>33.927</w:t>
-            </w:r>
-          </w:p>
-        </w:tc>
-        <w:tc>
-          <w:tcPr>
-            <w:tcW w:type="dxa" w:w="1134"/>
-          </w:tcPr>
-          <w:p>
-            <w:pPr>
-              <w:jc w:val="center"/>
-            </w:pPr>
-            <w:r/>
-            <w:r>
-              <w:rPr>
-                <w:rFonts w:ascii="Times New Roman" w:hAnsi="Times New Roman" w:eastAsia="宋体"/>
-                <w:sz w:val="18"/>
-              </w:rPr>
-              <w:t>30.9</w:t>
-            </w:r>
-          </w:p>
-        </w:tc>
-        <w:tc>
-          <w:tcPr>
-            <w:tcW w:type="dxa" w:w="1701"/>
-          </w:tcPr>
-          <w:p>
-            <w:pPr>
-              <w:jc w:val="center"/>
-            </w:pPr>
-            <w:r/>
-            <w:r>
-              <w:rPr>
-                <w:rFonts w:ascii="Times New Roman" w:hAnsi="Times New Roman" w:eastAsia="宋体"/>
-                <w:sz w:val="18"/>
-              </w:rPr>
-              <w:t>-37226.0</w:t>
-            </w:r>
-          </w:p>
-        </w:tc>
-        <w:tc>
-          <w:tcPr>
-            <w:tcW w:type="dxa" w:w="1134"/>
-          </w:tcPr>
-          <w:p>
-            <w:pPr>
-              <w:jc w:val="center"/>
-            </w:pPr>
-            <w:r/>
-            <w:r>
-              <w:rPr>
-                <w:rFonts w:ascii="Times New Roman" w:hAnsi="Times New Roman" w:eastAsia="宋体"/>
-                <w:sz w:val="18"/>
-              </w:rPr>
-              <w:t>-8.92%</w:t>
             </w:r>
           </w:p>
         </w:tc>
@@ -2358,7 +2360,7 @@
                 <w:rFonts w:ascii="Times New Roman" w:hAnsi="Times New Roman" w:eastAsia="宋体"/>
                 <w:sz w:val="18"/>
               </w:rPr>
-              <w:t>9000</w:t>
+              <w:t>4000</w:t>
             </w:r>
           </w:p>
         </w:tc>
@@ -2475,35 +2477,7 @@
           <w:b w:val="0"/>
           <w:sz w:val="24"/>
         </w:rPr>
-        <w:t>· 最差交易为601899（-51704元），需在后续复盘中检视买入依据是否充分</w:t>
-      </w:r>
-    </w:p>
-    <w:p>
-      <w:pPr>
-        <w:spacing w:after="120" w:line="312" w:lineRule="auto"/>
-        <w:jc w:val="left"/>
-      </w:pPr>
-      <w:r>
-        <w:rPr>
-          <w:rFonts w:ascii="Times New Roman" w:hAnsi="Times New Roman" w:eastAsia="宋体"/>
-          <w:b w:val="0"/>
-          <w:sz w:val="24"/>
-        </w:rPr>
-        <w:t>· 紫金矿业浮亏-8.9%已接近止损线，下一交易日重点跟踪</w:t>
-      </w:r>
-    </w:p>
-    <w:p>
-      <w:pPr>
-        <w:spacing w:after="120" w:line="312" w:lineRule="auto"/>
-        <w:jc w:val="left"/>
-      </w:pPr>
-      <w:r>
-        <w:rPr>
-          <w:rFonts w:ascii="Times New Roman" w:hAnsi="Times New Roman" w:eastAsia="宋体"/>
-          <w:b w:val="0"/>
-          <w:sz w:val="24"/>
-        </w:rPr>
-        <w:t>· 现金占比低于20%下限，注意保留补仓能力</w:t>
+        <w:t>· 最差交易为601899（-90370元），需在后续复盘中检视买入依据是否充分</w:t>
       </w:r>
     </w:p>
     <w:sectPr>
